--- a/6/实验6成果/实验6实验报告.docx
+++ b/6/实验6成果/实验6实验报告.docx
@@ -62,7 +62,7 @@
           <w:color w:val="000000"/>
           <w:sz w:val="22"/>
         </w:rPr>
-        <w:t>依据课程上机6安排，本实验准备使用JMeter执行负载测试，并通过Badboy学习请求录制和脚本导出。本次已完成JMeter单用户基线与十用户查询负载，两组请求均无失败。Badboy尚未取得可核实的安装包，录制和导出部分尚未执行，因此实验6仍有待完成内容。</w:t>
+        <w:t>依据课程上机6安排，本实验准备使用JMeter执行负载测试，并通过Badboy学习请求录制和脚本导出。本次已完成JMeter单用户基线与十用户查询负载，两组请求均无失败。Badboy 2.2.5已安装到D:\Badboy，但实际导航录制时发生程序异常，尚未形成有效录制与导出结果，因此实验6仍有待完成内容。</w:t>
       </w:r>
     </w:p>
     <w:p>
@@ -1441,7 +1441,7 @@
           <w:color w:val="17365D"/>
           <w:sz w:val="26"/>
         </w:rPr>
-        <w:t>4 Badboy准备情况</w:t>
+        <w:t>4 Badboy安装与录制尝试</w:t>
       </w:r>
     </w:p>
     <w:p>
@@ -1452,7 +1452,10 @@
           <w:color w:val="000000"/>
           <w:sz w:val="22"/>
         </w:rPr>
-        <w:t>计划安装目录为D:\Badboy。检查时未在常用位置发现已有安装；旧官网安装包入口超时或报错，厂商文档提供的镜像返回404，下载站本机请求被拒绝。当前没有安装Badboy，也没有生成Badboy录制文件。取得可信安装包后，仍需完成实际请求录制、保存原始脚本、导出JMX及回放验证。</w:t>
+        <w:t>本次使用提供的badboy2.2.5.zip安装包，先将压缩包移动到D:\Badboy，再解压并安装到同一目录。安装程序正常退出，自带命令行工具显示版本为2.2.5，主程序能够启动。压缩包、安装包和自带操作文档均保留在安装目录，未纳入项目仓库。</w:t>
+        <w:br/>
+        <w:br/>
+        <w:t>两次通过实际地址栏访问MES健康接口的录制尝试均发生程序退出，Windows应用程序日志记录故障模块为mfc90u.dll，异常代码包括0xc0000005和0xc000041d。后端健康检查正常返回业务码200，当前仍未获得有效Badboy录制文件或导出JMX。异常日志只能定位故障模块，尚不足以确定根因；后续需继续排查，再完成录制、导出及回放。</w:t>
       </w:r>
     </w:p>
     <w:p>
@@ -1877,7 +1880,7 @@
     <w:qFormat/>
     <w:rsid w:val="00FC693F"/>
     <w:pPr>
-      <w:spacing w:line="300" w:lineRule="auto" w:after="140"/>
+      <w:spacing w:line="276" w:lineRule="auto" w:after="120"/>
     </w:pPr>
     <w:rPr>
       <w:rFonts w:ascii="Times New Roman" w:hAnsi="Times New Roman"/>

--- a/6/实验6成果/实验6实验报告.docx
+++ b/6/实验6成果/实验6实验报告.docx
@@ -5,7 +5,6 @@
     <w:p>
       <w:pPr>
         <w:pStyle w:val="Title"/>
-        <w:spacing w:after="300"/>
       </w:pPr>
       <w:r>
         <w:rPr>
@@ -62,7 +61,7 @@
           <w:color w:val="000000"/>
           <w:sz w:val="22"/>
         </w:rPr>
-        <w:t>依据课程上机6安排，本实验准备使用JMeter执行负载测试，并通过Badboy学习请求录制和脚本导出。本次已完成JMeter单用户基线与十用户查询负载，两组请求均无失败。Badboy 2.2.5已安装到D:\Badboy，但实际导航录制时发生程序异常，尚未形成有效录制与导出结果，因此实验6仍有待完成内容。</w:t>
+        <w:t>依据课程上机6安排，本实验使用JMeter执行查询负载测试，并通过Badboy完成请求录制、脚本导出与回放。JMeter单用户基线和十用户负载共652个请求，均无失败；Badboy完成4个只读请求的录制，其原生脚本、原始导出JMX及补充响应断言的JMX均通过实际回放。</w:t>
       </w:r>
     </w:p>
     <w:p>
@@ -99,14 +98,13 @@
           <w:color w:val="000000"/>
           <w:sz w:val="22"/>
         </w:rPr>
-        <w:t>每个线程先登录，随后循环访问工单列表、生产任务列表和生产概览，最后退出。三个查询都检查HTTP 200、业务码200和返回数据类型。每次业务查询前等待300毫秒，以避免无间隔请求；连接超时5秒、响应超时10秒。JMX由手工编写并实际运行，尚未经过Badboy录制。</w:t>
+        <w:t>每个线程先登录，随后循环访问工单列表、生产任务列表和生产概览，最后退出。三个查询都检查HTTP 200、业务码200和返回数据类型。每次业务查询前等待300毫秒，以避免无间隔请求；连接超时5秒、响应超时10秒。业务负载JMX由手工编写并实际运行；Badboy另行录制辅助页面与三个公共只读接口，用于验证录制、导出和回放流程。</w:t>
       </w:r>
     </w:p>
     <w:tbl>
       <w:tblPr>
         <w:tblStyle w:val="TableGrid"/>
         <w:tblW w:type="auto" w:w="0"/>
-        <w:tblLayout w:type="autofit"/>
         <w:tblLook w:firstColumn="1" w:firstRow="1" w:lastColumn="0" w:lastRow="0" w:noHBand="0" w:noVBand="1" w:val="04A0"/>
       </w:tblPr>
       <w:tblGrid>
@@ -129,8 +127,7 @@
           <w:p>
             <w:pPr>
               <w:keepNext/>
-              <w:keepLines/>
-              <w:spacing w:after="60" w:before="60" w:line="264" w:lineRule="auto"/>
+              <w:spacing w:before="60" w:after="60" w:line="264" w:lineRule="auto"/>
             </w:pPr>
             <w:r>
               <w:rPr>
@@ -151,8 +148,7 @@
           <w:p>
             <w:pPr>
               <w:keepNext/>
-              <w:keepLines/>
-              <w:spacing w:after="60" w:before="60" w:line="264" w:lineRule="auto"/>
+              <w:spacing w:before="60" w:after="60" w:line="264" w:lineRule="auto"/>
             </w:pPr>
             <w:r>
               <w:rPr>
@@ -173,8 +169,7 @@
           <w:p>
             <w:pPr>
               <w:keepNext/>
-              <w:keepLines/>
-              <w:spacing w:after="60" w:before="60" w:line="264" w:lineRule="auto"/>
+              <w:spacing w:before="60" w:after="60" w:line="264" w:lineRule="auto"/>
             </w:pPr>
             <w:r>
               <w:rPr>
@@ -195,8 +190,7 @@
           <w:p>
             <w:pPr>
               <w:keepNext/>
-              <w:keepLines/>
-              <w:spacing w:after="60" w:before="60" w:line="264" w:lineRule="auto"/>
+              <w:spacing w:before="60" w:after="60" w:line="264" w:lineRule="auto"/>
             </w:pPr>
             <w:r>
               <w:rPr>
@@ -217,8 +211,7 @@
           <w:p>
             <w:pPr>
               <w:keepNext/>
-              <w:keepLines/>
-              <w:spacing w:after="60" w:before="60" w:line="264" w:lineRule="auto"/>
+              <w:spacing w:before="60" w:after="60" w:line="264" w:lineRule="auto"/>
             </w:pPr>
             <w:r>
               <w:rPr>
@@ -239,8 +232,7 @@
           <w:p>
             <w:pPr>
               <w:keepNext/>
-              <w:keepLines/>
-              <w:spacing w:after="60" w:before="60" w:line="264" w:lineRule="auto"/>
+              <w:spacing w:before="60" w:after="60" w:line="264" w:lineRule="auto"/>
             </w:pPr>
             <w:r>
               <w:rPr>
@@ -262,8 +254,7 @@
           <w:p>
             <w:pPr>
               <w:keepNext/>
-              <w:keepLines/>
-              <w:spacing w:after="60" w:before="60" w:line="264" w:lineRule="auto"/>
+              <w:spacing w:before="60" w:after="60" w:line="264" w:lineRule="auto"/>
             </w:pPr>
             <w:r>
               <w:rPr>
@@ -283,8 +274,7 @@
           <w:p>
             <w:pPr>
               <w:keepNext/>
-              <w:keepLines/>
-              <w:spacing w:after="60" w:before="60" w:line="264" w:lineRule="auto"/>
+              <w:spacing w:before="60" w:after="60" w:line="264" w:lineRule="auto"/>
             </w:pPr>
             <w:r>
               <w:rPr>
@@ -304,8 +294,7 @@
           <w:p>
             <w:pPr>
               <w:keepNext/>
-              <w:keepLines/>
-              <w:spacing w:after="60" w:before="60" w:line="264" w:lineRule="auto"/>
+              <w:spacing w:before="60" w:after="60" w:line="264" w:lineRule="auto"/>
             </w:pPr>
             <w:r>
               <w:rPr>
@@ -325,8 +314,7 @@
           <w:p>
             <w:pPr>
               <w:keepNext/>
-              <w:keepLines/>
-              <w:spacing w:after="60" w:before="60" w:line="264" w:lineRule="auto"/>
+              <w:spacing w:before="60" w:after="60" w:line="264" w:lineRule="auto"/>
             </w:pPr>
             <w:r>
               <w:rPr>
@@ -346,8 +334,7 @@
           <w:p>
             <w:pPr>
               <w:keepNext/>
-              <w:keepLines/>
-              <w:spacing w:after="60" w:before="60" w:line="264" w:lineRule="auto"/>
+              <w:spacing w:before="60" w:after="60" w:line="264" w:lineRule="auto"/>
             </w:pPr>
             <w:r>
               <w:rPr>
@@ -367,8 +354,7 @@
           <w:p>
             <w:pPr>
               <w:keepNext/>
-              <w:keepLines/>
-              <w:spacing w:after="60" w:before="60" w:line="264" w:lineRule="auto"/>
+              <w:spacing w:before="60" w:after="60" w:line="264" w:lineRule="auto"/>
             </w:pPr>
             <w:r>
               <w:rPr>
@@ -390,8 +376,7 @@
           <w:p>
             <w:pPr>
               <w:keepNext/>
-              <w:keepLines/>
-              <w:spacing w:after="60" w:before="60" w:line="264" w:lineRule="auto"/>
+              <w:spacing w:before="60" w:after="60" w:line="264" w:lineRule="auto"/>
             </w:pPr>
             <w:r>
               <w:rPr>
@@ -411,8 +396,7 @@
           <w:p>
             <w:pPr>
               <w:keepNext/>
-              <w:keepLines/>
-              <w:spacing w:after="60" w:before="60" w:line="264" w:lineRule="auto"/>
+              <w:spacing w:before="60" w:after="60" w:line="264" w:lineRule="auto"/>
             </w:pPr>
             <w:r>
               <w:rPr>
@@ -432,8 +416,7 @@
           <w:p>
             <w:pPr>
               <w:keepNext/>
-              <w:keepLines/>
-              <w:spacing w:after="60" w:before="60" w:line="264" w:lineRule="auto"/>
+              <w:spacing w:before="60" w:after="60" w:line="264" w:lineRule="auto"/>
             </w:pPr>
             <w:r>
               <w:rPr>
@@ -453,8 +436,7 @@
           <w:p>
             <w:pPr>
               <w:keepNext/>
-              <w:keepLines/>
-              <w:spacing w:after="60" w:before="60" w:line="264" w:lineRule="auto"/>
+              <w:spacing w:before="60" w:after="60" w:line="264" w:lineRule="auto"/>
             </w:pPr>
             <w:r>
               <w:rPr>
@@ -474,8 +456,7 @@
           <w:p>
             <w:pPr>
               <w:keepNext/>
-              <w:keepLines/>
-              <w:spacing w:after="60" w:before="60" w:line="264" w:lineRule="auto"/>
+              <w:spacing w:before="60" w:after="60" w:line="264" w:lineRule="auto"/>
             </w:pPr>
             <w:r>
               <w:rPr>
@@ -495,8 +476,7 @@
           <w:p>
             <w:pPr>
               <w:keepNext w:val="0"/>
-              <w:keepLines/>
-              <w:spacing w:after="60" w:before="60" w:line="264" w:lineRule="auto"/>
+              <w:spacing w:before="60" w:after="60" w:line="264" w:lineRule="auto"/>
             </w:pPr>
             <w:r>
               <w:rPr>
@@ -531,7 +511,6 @@
       <w:tblPr>
         <w:tblStyle w:val="TableGrid"/>
         <w:tblW w:type="auto" w:w="0"/>
-        <w:tblLayout w:type="autofit"/>
         <w:tblLook w:firstColumn="1" w:firstRow="1" w:lastColumn="0" w:lastRow="0" w:noHBand="0" w:noVBand="1" w:val="04A0"/>
       </w:tblPr>
       <w:tblGrid>
@@ -556,8 +535,7 @@
           <w:p>
             <w:pPr>
               <w:keepNext/>
-              <w:keepLines/>
-              <w:spacing w:after="60" w:before="60" w:line="264" w:lineRule="auto"/>
+              <w:spacing w:before="60" w:after="60" w:line="264" w:lineRule="auto"/>
             </w:pPr>
             <w:r>
               <w:rPr>
@@ -578,8 +556,7 @@
           <w:p>
             <w:pPr>
               <w:keepNext/>
-              <w:keepLines/>
-              <w:spacing w:after="60" w:before="60" w:line="264" w:lineRule="auto"/>
+              <w:spacing w:before="60" w:after="60" w:line="264" w:lineRule="auto"/>
             </w:pPr>
             <w:r>
               <w:rPr>
@@ -600,8 +577,7 @@
           <w:p>
             <w:pPr>
               <w:keepNext/>
-              <w:keepLines/>
-              <w:spacing w:after="60" w:before="60" w:line="264" w:lineRule="auto"/>
+              <w:spacing w:before="60" w:after="60" w:line="264" w:lineRule="auto"/>
             </w:pPr>
             <w:r>
               <w:rPr>
@@ -622,8 +598,7 @@
           <w:p>
             <w:pPr>
               <w:keepNext/>
-              <w:keepLines/>
-              <w:spacing w:after="60" w:before="60" w:line="264" w:lineRule="auto"/>
+              <w:spacing w:before="60" w:after="60" w:line="264" w:lineRule="auto"/>
             </w:pPr>
             <w:r>
               <w:rPr>
@@ -644,8 +619,7 @@
           <w:p>
             <w:pPr>
               <w:keepNext/>
-              <w:keepLines/>
-              <w:spacing w:after="60" w:before="60" w:line="264" w:lineRule="auto"/>
+              <w:spacing w:before="60" w:after="60" w:line="264" w:lineRule="auto"/>
             </w:pPr>
             <w:r>
               <w:rPr>
@@ -666,8 +640,7 @@
           <w:p>
             <w:pPr>
               <w:keepNext/>
-              <w:keepLines/>
-              <w:spacing w:after="60" w:before="60" w:line="264" w:lineRule="auto"/>
+              <w:spacing w:before="60" w:after="60" w:line="264" w:lineRule="auto"/>
             </w:pPr>
             <w:r>
               <w:rPr>
@@ -688,8 +661,7 @@
           <w:p>
             <w:pPr>
               <w:keepNext/>
-              <w:keepLines/>
-              <w:spacing w:after="60" w:before="60" w:line="264" w:lineRule="auto"/>
+              <w:spacing w:before="60" w:after="60" w:line="264" w:lineRule="auto"/>
             </w:pPr>
             <w:r>
               <w:rPr>
@@ -710,8 +682,7 @@
           <w:p>
             <w:pPr>
               <w:keepNext/>
-              <w:keepLines/>
-              <w:spacing w:after="60" w:before="60" w:line="264" w:lineRule="auto"/>
+              <w:spacing w:before="60" w:after="60" w:line="264" w:lineRule="auto"/>
             </w:pPr>
             <w:r>
               <w:rPr>
@@ -733,8 +704,7 @@
           <w:p>
             <w:pPr>
               <w:keepNext/>
-              <w:keepLines/>
-              <w:spacing w:after="60" w:before="60" w:line="264" w:lineRule="auto"/>
+              <w:spacing w:before="60" w:after="60" w:line="264" w:lineRule="auto"/>
             </w:pPr>
             <w:r>
               <w:rPr>
@@ -754,8 +724,7 @@
           <w:p>
             <w:pPr>
               <w:keepNext/>
-              <w:keepLines/>
-              <w:spacing w:after="60" w:before="60" w:line="264" w:lineRule="auto"/>
+              <w:spacing w:before="60" w:after="60" w:line="264" w:lineRule="auto"/>
             </w:pPr>
             <w:r>
               <w:rPr>
@@ -775,8 +744,7 @@
           <w:p>
             <w:pPr>
               <w:keepNext/>
-              <w:keepLines/>
-              <w:spacing w:after="60" w:before="60" w:line="264" w:lineRule="auto"/>
+              <w:spacing w:before="60" w:after="60" w:line="264" w:lineRule="auto"/>
             </w:pPr>
             <w:r>
               <w:rPr>
@@ -796,8 +764,7 @@
           <w:p>
             <w:pPr>
               <w:keepNext/>
-              <w:keepLines/>
-              <w:spacing w:after="60" w:before="60" w:line="264" w:lineRule="auto"/>
+              <w:spacing w:before="60" w:after="60" w:line="264" w:lineRule="auto"/>
             </w:pPr>
             <w:r>
               <w:rPr>
@@ -817,8 +784,7 @@
           <w:p>
             <w:pPr>
               <w:keepNext/>
-              <w:keepLines/>
-              <w:spacing w:after="60" w:before="60" w:line="264" w:lineRule="auto"/>
+              <w:spacing w:before="60" w:after="60" w:line="264" w:lineRule="auto"/>
             </w:pPr>
             <w:r>
               <w:rPr>
@@ -838,8 +804,7 @@
           <w:p>
             <w:pPr>
               <w:keepNext/>
-              <w:keepLines/>
-              <w:spacing w:after="60" w:before="60" w:line="264" w:lineRule="auto"/>
+              <w:spacing w:before="60" w:after="60" w:line="264" w:lineRule="auto"/>
             </w:pPr>
             <w:r>
               <w:rPr>
@@ -859,8 +824,7 @@
           <w:p>
             <w:pPr>
               <w:keepNext/>
-              <w:keepLines/>
-              <w:spacing w:after="60" w:before="60" w:line="264" w:lineRule="auto"/>
+              <w:spacing w:before="60" w:after="60" w:line="264" w:lineRule="auto"/>
             </w:pPr>
             <w:r>
               <w:rPr>
@@ -880,8 +844,7 @@
           <w:p>
             <w:pPr>
               <w:keepNext/>
-              <w:keepLines/>
-              <w:spacing w:after="60" w:before="60" w:line="264" w:lineRule="auto"/>
+              <w:spacing w:before="60" w:after="60" w:line="264" w:lineRule="auto"/>
             </w:pPr>
             <w:r>
               <w:rPr>
@@ -903,8 +866,7 @@
           <w:p>
             <w:pPr>
               <w:keepNext/>
-              <w:keepLines/>
-              <w:spacing w:after="60" w:before="60" w:line="264" w:lineRule="auto"/>
+              <w:spacing w:before="60" w:after="60" w:line="264" w:lineRule="auto"/>
             </w:pPr>
             <w:r>
               <w:rPr>
@@ -924,8 +886,7 @@
           <w:p>
             <w:pPr>
               <w:keepNext/>
-              <w:keepLines/>
-              <w:spacing w:after="60" w:before="60" w:line="264" w:lineRule="auto"/>
+              <w:spacing w:before="60" w:after="60" w:line="264" w:lineRule="auto"/>
             </w:pPr>
             <w:r>
               <w:rPr>
@@ -945,8 +906,7 @@
           <w:p>
             <w:pPr>
               <w:keepNext/>
-              <w:keepLines/>
-              <w:spacing w:after="60" w:before="60" w:line="264" w:lineRule="auto"/>
+              <w:spacing w:before="60" w:after="60" w:line="264" w:lineRule="auto"/>
             </w:pPr>
             <w:r>
               <w:rPr>
@@ -966,8 +926,7 @@
           <w:p>
             <w:pPr>
               <w:keepNext/>
-              <w:keepLines/>
-              <w:spacing w:after="60" w:before="60" w:line="264" w:lineRule="auto"/>
+              <w:spacing w:before="60" w:after="60" w:line="264" w:lineRule="auto"/>
             </w:pPr>
             <w:r>
               <w:rPr>
@@ -987,8 +946,7 @@
           <w:p>
             <w:pPr>
               <w:keepNext/>
-              <w:keepLines/>
-              <w:spacing w:after="60" w:before="60" w:line="264" w:lineRule="auto"/>
+              <w:spacing w:before="60" w:after="60" w:line="264" w:lineRule="auto"/>
             </w:pPr>
             <w:r>
               <w:rPr>
@@ -1008,8 +966,7 @@
           <w:p>
             <w:pPr>
               <w:keepNext/>
-              <w:keepLines/>
-              <w:spacing w:after="60" w:before="60" w:line="264" w:lineRule="auto"/>
+              <w:spacing w:before="60" w:after="60" w:line="264" w:lineRule="auto"/>
             </w:pPr>
             <w:r>
               <w:rPr>
@@ -1029,8 +986,7 @@
           <w:p>
             <w:pPr>
               <w:keepNext/>
-              <w:keepLines/>
-              <w:spacing w:after="60" w:before="60" w:line="264" w:lineRule="auto"/>
+              <w:spacing w:before="60" w:after="60" w:line="264" w:lineRule="auto"/>
             </w:pPr>
             <w:r>
               <w:rPr>
@@ -1050,8 +1006,7 @@
           <w:p>
             <w:pPr>
               <w:keepNext/>
-              <w:keepLines/>
-              <w:spacing w:after="60" w:before="60" w:line="264" w:lineRule="auto"/>
+              <w:spacing w:before="60" w:after="60" w:line="264" w:lineRule="auto"/>
             </w:pPr>
             <w:r>
               <w:rPr>
@@ -1073,8 +1028,7 @@
           <w:p>
             <w:pPr>
               <w:keepNext/>
-              <w:keepLines/>
-              <w:spacing w:after="60" w:before="60" w:line="264" w:lineRule="auto"/>
+              <w:spacing w:before="60" w:after="60" w:line="264" w:lineRule="auto"/>
             </w:pPr>
             <w:r>
               <w:rPr>
@@ -1094,8 +1048,7 @@
           <w:p>
             <w:pPr>
               <w:keepNext/>
-              <w:keepLines/>
-              <w:spacing w:after="60" w:before="60" w:line="264" w:lineRule="auto"/>
+              <w:spacing w:before="60" w:after="60" w:line="264" w:lineRule="auto"/>
             </w:pPr>
             <w:r>
               <w:rPr>
@@ -1115,8 +1068,7 @@
           <w:p>
             <w:pPr>
               <w:keepNext/>
-              <w:keepLines/>
-              <w:spacing w:after="60" w:before="60" w:line="264" w:lineRule="auto"/>
+              <w:spacing w:before="60" w:after="60" w:line="264" w:lineRule="auto"/>
             </w:pPr>
             <w:r>
               <w:rPr>
@@ -1136,8 +1088,7 @@
           <w:p>
             <w:pPr>
               <w:keepNext/>
-              <w:keepLines/>
-              <w:spacing w:after="60" w:before="60" w:line="264" w:lineRule="auto"/>
+              <w:spacing w:before="60" w:after="60" w:line="264" w:lineRule="auto"/>
             </w:pPr>
             <w:r>
               <w:rPr>
@@ -1157,8 +1108,7 @@
           <w:p>
             <w:pPr>
               <w:keepNext/>
-              <w:keepLines/>
-              <w:spacing w:after="60" w:before="60" w:line="264" w:lineRule="auto"/>
+              <w:spacing w:before="60" w:after="60" w:line="264" w:lineRule="auto"/>
             </w:pPr>
             <w:r>
               <w:rPr>
@@ -1178,8 +1128,7 @@
           <w:p>
             <w:pPr>
               <w:keepNext/>
-              <w:keepLines/>
-              <w:spacing w:after="60" w:before="60" w:line="264" w:lineRule="auto"/>
+              <w:spacing w:before="60" w:after="60" w:line="264" w:lineRule="auto"/>
             </w:pPr>
             <w:r>
               <w:rPr>
@@ -1199,8 +1148,7 @@
           <w:p>
             <w:pPr>
               <w:keepNext/>
-              <w:keepLines/>
-              <w:spacing w:after="60" w:before="60" w:line="264" w:lineRule="auto"/>
+              <w:spacing w:before="60" w:after="60" w:line="264" w:lineRule="auto"/>
             </w:pPr>
             <w:r>
               <w:rPr>
@@ -1220,8 +1168,7 @@
           <w:p>
             <w:pPr>
               <w:keepNext/>
-              <w:keepLines/>
-              <w:spacing w:after="60" w:before="60" w:line="264" w:lineRule="auto"/>
+              <w:spacing w:before="60" w:after="60" w:line="264" w:lineRule="auto"/>
             </w:pPr>
             <w:r>
               <w:rPr>
@@ -1243,8 +1190,7 @@
           <w:p>
             <w:pPr>
               <w:keepNext/>
-              <w:keepLines/>
-              <w:spacing w:after="60" w:before="60" w:line="264" w:lineRule="auto"/>
+              <w:spacing w:before="60" w:after="60" w:line="264" w:lineRule="auto"/>
             </w:pPr>
             <w:r>
               <w:rPr>
@@ -1264,8 +1210,7 @@
           <w:p>
             <w:pPr>
               <w:keepNext/>
-              <w:keepLines/>
-              <w:spacing w:after="60" w:before="60" w:line="264" w:lineRule="auto"/>
+              <w:spacing w:before="60" w:after="60" w:line="264" w:lineRule="auto"/>
             </w:pPr>
             <w:r>
               <w:rPr>
@@ -1285,8 +1230,7 @@
           <w:p>
             <w:pPr>
               <w:keepNext/>
-              <w:keepLines/>
-              <w:spacing w:after="60" w:before="60" w:line="264" w:lineRule="auto"/>
+              <w:spacing w:before="60" w:after="60" w:line="264" w:lineRule="auto"/>
             </w:pPr>
             <w:r>
               <w:rPr>
@@ -1306,8 +1250,7 @@
           <w:p>
             <w:pPr>
               <w:keepNext/>
-              <w:keepLines/>
-              <w:spacing w:after="60" w:before="60" w:line="264" w:lineRule="auto"/>
+              <w:spacing w:before="60" w:after="60" w:line="264" w:lineRule="auto"/>
             </w:pPr>
             <w:r>
               <w:rPr>
@@ -1327,8 +1270,7 @@
           <w:p>
             <w:pPr>
               <w:keepNext/>
-              <w:keepLines/>
-              <w:spacing w:after="60" w:before="60" w:line="264" w:lineRule="auto"/>
+              <w:spacing w:before="60" w:after="60" w:line="264" w:lineRule="auto"/>
             </w:pPr>
             <w:r>
               <w:rPr>
@@ -1348,8 +1290,7 @@
           <w:p>
             <w:pPr>
               <w:keepNext/>
-              <w:keepLines/>
-              <w:spacing w:after="60" w:before="60" w:line="264" w:lineRule="auto"/>
+              <w:spacing w:before="60" w:after="60" w:line="264" w:lineRule="auto"/>
             </w:pPr>
             <w:r>
               <w:rPr>
@@ -1369,8 +1310,7 @@
           <w:p>
             <w:pPr>
               <w:keepNext/>
-              <w:keepLines/>
-              <w:spacing w:after="60" w:before="60" w:line="264" w:lineRule="auto"/>
+              <w:spacing w:before="60" w:after="60" w:line="264" w:lineRule="auto"/>
             </w:pPr>
             <w:r>
               <w:rPr>
@@ -1390,8 +1330,7 @@
           <w:p>
             <w:pPr>
               <w:keepNext w:val="0"/>
-              <w:keepLines/>
-              <w:spacing w:after="60" w:before="60" w:line="264" w:lineRule="auto"/>
+              <w:spacing w:before="60" w:after="60" w:line="264" w:lineRule="auto"/>
             </w:pPr>
             <w:r>
               <w:rPr>
@@ -1432,6 +1371,7 @@
     <w:p>
       <w:pPr>
         <w:keepNext/>
+        <w:pageBreakBefore w:val="0"/>
         <w:spacing w:before="200"/>
       </w:pPr>
       <w:r>
@@ -1441,7 +1381,7 @@
           <w:color w:val="17365D"/>
           <w:sz w:val="26"/>
         </w:rPr>
-        <w:t>4 Badboy安装与录制尝试</w:t>
+        <w:t>4 Badboy录制与回放</w:t>
       </w:r>
     </w:p>
     <w:p>
@@ -1452,10 +1392,431 @@
           <w:color w:val="000000"/>
           <w:sz w:val="22"/>
         </w:rPr>
-        <w:t>本次使用提供的badboy2.2.5.zip安装包，先将压缩包移动到D:\Badboy，再解压并安装到同一目录。安装程序正常退出，自带命令行工具显示版本为2.2.5，主程序能够启动。压缩包、安装包和自带操作文档均保留在安装目录，未纳入项目仓库。</w:t>
-        <w:br/>
-        <w:br/>
-        <w:t>两次通过实际地址栏访问MES健康接口的录制尝试均发生程序退出，Windows应用程序日志记录故障模块为mfc90u.dll，异常代码包括0xc0000005和0xc000041d。后端健康检查正常返回业务码200，当前仍未获得有效Badboy录制文件或导出JMX。异常日志只能定位故障模块，尚不足以确定根因；后续需继续排查，再完成录制、导出及回放。</w:t>
+        <w:t>Badboy 2.2.5安装于D:\Badboy。最初通过COM创建的实例在HTTP导航时出现mfc90u.dll异常，而普通GUI启动的实例能正常访问同一页面。经过对照，最终采用正常GUI进行录制，通过原生菜单保存脚本和导出JMX；COM自动化方式仍存在异常，后续复现按GUI操作进行。</w:t>
+      </w:r>
+    </w:p>
+    <w:p>
+      <w:r>
+        <w:rPr>
+          <w:rFonts w:ascii="Times New Roman" w:hAnsi="Times New Roman" w:eastAsia="微软雅黑"/>
+          <w:b w:val="0"/>
+          <w:color w:val="000000"/>
+          <w:sz w:val="22"/>
+        </w:rPr>
+        <w:t>为适配旧浏览器，本次用简单HTML辅助页面发起同源只读请求。页面打开后，依次点击健康检查、接口索引和接口契约按钮，Badboy实际记录了页面请求及三个接口请求。辅助页面明确标注其录制用途，测试没有创建或修改业务数据。</w:t>
+      </w:r>
+    </w:p>
+    <w:p>
+      <w:pPr>
+        <w:keepNext/>
+      </w:pPr>
+      <w:r>
+        <w:drawing>
+          <wp:inline xmlns:a="http://schemas.openxmlformats.org/drawingml/2006/main" xmlns:pic="http://schemas.openxmlformats.org/drawingml/2006/picture">
+            <wp:extent cx="6120000" cy="3512181"/>
+            <wp:docPr id="1" name="Picture 1"/>
+            <wp:cNvGraphicFramePr>
+              <a:graphicFrameLocks noChangeAspect="1"/>
+            </wp:cNvGraphicFramePr>
+            <a:graphic>
+              <a:graphicData uri="http://schemas.openxmlformats.org/drawingml/2006/picture">
+                <pic:pic>
+                  <pic:nvPicPr>
+                    <pic:cNvPr id="0" name="Badboy录制界面.png"/>
+                    <pic:cNvPicPr/>
+                  </pic:nvPicPr>
+                  <pic:blipFill>
+                    <a:blip r:embed="rId9"/>
+                    <a:stretch>
+                      <a:fillRect/>
+                    </a:stretch>
+                  </pic:blipFill>
+                  <pic:spPr>
+                    <a:xfrm>
+                      <a:off x="0" y="0"/>
+                      <a:ext cx="6120000" cy="3512181"/>
+                    </a:xfrm>
+                    <a:prstGeom prst="rect"/>
+                  </pic:spPr>
+                </pic:pic>
+              </a:graphicData>
+            </a:graphic>
+          </wp:inline>
+        </w:drawing>
+      </w:r>
+    </w:p>
+    <w:p>
+      <w:pPr>
+        <w:jc w:val="center"/>
+      </w:pPr>
+      <w:r>
+        <w:rPr>
+          <w:rFonts w:ascii="Times New Roman" w:hAnsi="Times New Roman" w:eastAsia="微软雅黑"/>
+          <w:b w:val="0"/>
+          <w:color w:val="666666"/>
+          <w:sz w:val="18"/>
+        </w:rPr>
+        <w:t>图1 重新打开原始录制文件后的Badboy请求树</w:t>
+      </w:r>
+    </w:p>
+    <w:tbl>
+      <w:tblPr>
+        <w:tblStyle w:val="TableGrid"/>
+        <w:tblW w:type="auto" w:w="0"/>
+        <w:tblLook w:firstColumn="1" w:firstRow="1" w:lastColumn="0" w:lastRow="0" w:noHBand="0" w:noVBand="1" w:val="04A0"/>
+      </w:tblPr>
+      <w:tblGrid>
+        <w:gridCol w:w="2464"/>
+        <w:gridCol w:w="2464"/>
+        <w:gridCol w:w="2464"/>
+        <w:gridCol w:w="2464"/>
+      </w:tblGrid>
+      <w:tr>
+        <w:trPr>
+          <w:tblHeader/>
+        </w:trPr>
+        <w:tc>
+          <w:tcPr>
+            <w:tcW w:type="dxa" w:w="2464"/>
+            <w:shd w:fill="DCE6F1"/>
+          </w:tcPr>
+          <w:p>
+            <w:pPr>
+              <w:keepNext/>
+              <w:spacing w:before="60" w:after="60" w:line="264" w:lineRule="auto"/>
+            </w:pPr>
+            <w:r>
+              <w:rPr>
+                <w:rFonts w:ascii="Times New Roman" w:hAnsi="Times New Roman" w:eastAsia="微软雅黑"/>
+                <w:b/>
+                <w:color w:val="000000"/>
+                <w:sz w:val="19"/>
+              </w:rPr>
+              <w:t>回放方式</w:t>
+            </w:r>
+          </w:p>
+        </w:tc>
+        <w:tc>
+          <w:tcPr>
+            <w:tcW w:type="dxa" w:w="2464"/>
+            <w:shd w:fill="DCE6F1"/>
+          </w:tcPr>
+          <w:p>
+            <w:pPr>
+              <w:keepNext/>
+              <w:spacing w:before="60" w:after="60" w:line="264" w:lineRule="auto"/>
+            </w:pPr>
+            <w:r>
+              <w:rPr>
+                <w:rFonts w:ascii="Times New Roman" w:hAnsi="Times New Roman" w:eastAsia="微软雅黑"/>
+                <w:b/>
+                <w:color w:val="000000"/>
+                <w:sz w:val="19"/>
+              </w:rPr>
+              <w:t>请求数</w:t>
+            </w:r>
+          </w:p>
+        </w:tc>
+        <w:tc>
+          <w:tcPr>
+            <w:tcW w:type="dxa" w:w="2464"/>
+            <w:shd w:fill="DCE6F1"/>
+          </w:tcPr>
+          <w:p>
+            <w:pPr>
+              <w:keepNext/>
+              <w:spacing w:before="60" w:after="60" w:line="264" w:lineRule="auto"/>
+            </w:pPr>
+            <w:r>
+              <w:rPr>
+                <w:rFonts w:ascii="Times New Roman" w:hAnsi="Times New Roman" w:eastAsia="微软雅黑"/>
+                <w:b/>
+                <w:color w:val="000000"/>
+                <w:sz w:val="19"/>
+              </w:rPr>
+              <w:t>失败数</w:t>
+            </w:r>
+          </w:p>
+        </w:tc>
+        <w:tc>
+          <w:tcPr>
+            <w:tcW w:type="dxa" w:w="2464"/>
+            <w:shd w:fill="DCE6F1"/>
+          </w:tcPr>
+          <w:p>
+            <w:pPr>
+              <w:keepNext/>
+              <w:spacing w:before="60" w:after="60" w:line="264" w:lineRule="auto"/>
+            </w:pPr>
+            <w:r>
+              <w:rPr>
+                <w:rFonts w:ascii="Times New Roman" w:hAnsi="Times New Roman" w:eastAsia="微软雅黑"/>
+                <w:b/>
+                <w:color w:val="000000"/>
+                <w:sz w:val="19"/>
+              </w:rPr>
+              <w:t>验证内容</w:t>
+            </w:r>
+          </w:p>
+        </w:tc>
+      </w:tr>
+      <w:tr>
+        <w:tc>
+          <w:tcPr>
+            <w:tcW w:type="dxa" w:w="2464"/>
+          </w:tcPr>
+          <w:p>
+            <w:pPr>
+              <w:keepNext/>
+              <w:spacing w:before="60" w:after="60" w:line="264" w:lineRule="auto"/>
+            </w:pPr>
+            <w:r>
+              <w:rPr>
+                <w:rFonts w:ascii="Times New Roman" w:hAnsi="Times New Roman" w:eastAsia="微软雅黑"/>
+                <w:b w:val="0"/>
+                <w:color w:val="000000"/>
+                <w:sz w:val="19"/>
+              </w:rPr>
+              <w:t>Badboy自带bbcmd回放</w:t>
+            </w:r>
+          </w:p>
+        </w:tc>
+        <w:tc>
+          <w:tcPr>
+            <w:tcW w:type="dxa" w:w="2464"/>
+          </w:tcPr>
+          <w:p>
+            <w:pPr>
+              <w:keepNext/>
+              <w:spacing w:before="60" w:after="60" w:line="264" w:lineRule="auto"/>
+            </w:pPr>
+            <w:r>
+              <w:rPr>
+                <w:rFonts w:ascii="Times New Roman" w:hAnsi="Times New Roman" w:eastAsia="微软雅黑"/>
+                <w:b w:val="0"/>
+                <w:color w:val="000000"/>
+                <w:sz w:val="19"/>
+              </w:rPr>
+              <w:t>4</w:t>
+            </w:r>
+          </w:p>
+        </w:tc>
+        <w:tc>
+          <w:tcPr>
+            <w:tcW w:type="dxa" w:w="2464"/>
+          </w:tcPr>
+          <w:p>
+            <w:pPr>
+              <w:keepNext/>
+              <w:spacing w:before="60" w:after="60" w:line="264" w:lineRule="auto"/>
+            </w:pPr>
+            <w:r>
+              <w:rPr>
+                <w:rFonts w:ascii="Times New Roman" w:hAnsi="Times New Roman" w:eastAsia="微软雅黑"/>
+                <w:b w:val="0"/>
+                <w:color w:val="000000"/>
+                <w:sz w:val="19"/>
+              </w:rPr>
+              <w:t>0</w:t>
+            </w:r>
+          </w:p>
+        </w:tc>
+        <w:tc>
+          <w:tcPr>
+            <w:tcW w:type="dxa" w:w="2464"/>
+          </w:tcPr>
+          <w:p>
+            <w:pPr>
+              <w:keepNext/>
+              <w:spacing w:before="60" w:after="60" w:line="264" w:lineRule="auto"/>
+            </w:pPr>
+            <w:r>
+              <w:rPr>
+                <w:rFonts w:ascii="Times New Roman" w:hAnsi="Times New Roman" w:eastAsia="微软雅黑"/>
+                <w:b w:val="0"/>
+                <w:color w:val="000000"/>
+                <w:sz w:val="19"/>
+              </w:rPr>
+              <w:t>原始.bb可加载，四个请求均返回200</w:t>
+            </w:r>
+          </w:p>
+        </w:tc>
+      </w:tr>
+      <w:tr>
+        <w:tc>
+          <w:tcPr>
+            <w:tcW w:type="dxa" w:w="2464"/>
+          </w:tcPr>
+          <w:p>
+            <w:pPr>
+              <w:keepNext/>
+              <w:spacing w:before="60" w:after="60" w:line="264" w:lineRule="auto"/>
+            </w:pPr>
+            <w:r>
+              <w:rPr>
+                <w:rFonts w:ascii="Times New Roman" w:hAnsi="Times New Roman" w:eastAsia="微软雅黑"/>
+                <w:b w:val="0"/>
+                <w:color w:val="000000"/>
+                <w:sz w:val="19"/>
+              </w:rPr>
+              <w:t>JMeter原始导出回放</w:t>
+            </w:r>
+          </w:p>
+        </w:tc>
+        <w:tc>
+          <w:tcPr>
+            <w:tcW w:type="dxa" w:w="2464"/>
+          </w:tcPr>
+          <w:p>
+            <w:pPr>
+              <w:keepNext/>
+              <w:spacing w:before="60" w:after="60" w:line="264" w:lineRule="auto"/>
+            </w:pPr>
+            <w:r>
+              <w:rPr>
+                <w:rFonts w:ascii="Times New Roman" w:hAnsi="Times New Roman" w:eastAsia="微软雅黑"/>
+                <w:b w:val="0"/>
+                <w:color w:val="000000"/>
+                <w:sz w:val="19"/>
+              </w:rPr>
+              <w:t>4</w:t>
+            </w:r>
+          </w:p>
+        </w:tc>
+        <w:tc>
+          <w:tcPr>
+            <w:tcW w:type="dxa" w:w="2464"/>
+          </w:tcPr>
+          <w:p>
+            <w:pPr>
+              <w:keepNext/>
+              <w:spacing w:before="60" w:after="60" w:line="264" w:lineRule="auto"/>
+            </w:pPr>
+            <w:r>
+              <w:rPr>
+                <w:rFonts w:ascii="Times New Roman" w:hAnsi="Times New Roman" w:eastAsia="微软雅黑"/>
+                <w:b w:val="0"/>
+                <w:color w:val="000000"/>
+                <w:sz w:val="19"/>
+              </w:rPr>
+              <w:t>0</w:t>
+            </w:r>
+          </w:p>
+        </w:tc>
+        <w:tc>
+          <w:tcPr>
+            <w:tcW w:type="dxa" w:w="2464"/>
+          </w:tcPr>
+          <w:p>
+            <w:pPr>
+              <w:keepNext/>
+              <w:spacing w:before="60" w:after="60" w:line="264" w:lineRule="auto"/>
+            </w:pPr>
+            <w:r>
+              <w:rPr>
+                <w:rFonts w:ascii="Times New Roman" w:hAnsi="Times New Roman" w:eastAsia="微软雅黑"/>
+                <w:b w:val="0"/>
+                <w:color w:val="000000"/>
+                <w:sz w:val="19"/>
+              </w:rPr>
+              <w:t>原生导出JMX可由JMeter5.6.3直接执行</w:t>
+            </w:r>
+          </w:p>
+        </w:tc>
+      </w:tr>
+      <w:tr>
+        <w:tc>
+          <w:tcPr>
+            <w:tcW w:type="dxa" w:w="2464"/>
+          </w:tcPr>
+          <w:p>
+            <w:pPr>
+              <w:keepNext/>
+              <w:spacing w:before="60" w:after="60" w:line="264" w:lineRule="auto"/>
+            </w:pPr>
+            <w:r>
+              <w:rPr>
+                <w:rFonts w:ascii="Times New Roman" w:hAnsi="Times New Roman" w:eastAsia="微软雅黑"/>
+                <w:b w:val="0"/>
+                <w:color w:val="000000"/>
+                <w:sz w:val="19"/>
+              </w:rPr>
+              <w:t>JMeter响应断言回放</w:t>
+            </w:r>
+          </w:p>
+        </w:tc>
+        <w:tc>
+          <w:tcPr>
+            <w:tcW w:type="dxa" w:w="2464"/>
+          </w:tcPr>
+          <w:p>
+            <w:pPr>
+              <w:keepNext/>
+              <w:spacing w:before="60" w:after="60" w:line="264" w:lineRule="auto"/>
+            </w:pPr>
+            <w:r>
+              <w:rPr>
+                <w:rFonts w:ascii="Times New Roman" w:hAnsi="Times New Roman" w:eastAsia="微软雅黑"/>
+                <w:b w:val="0"/>
+                <w:color w:val="000000"/>
+                <w:sz w:val="19"/>
+              </w:rPr>
+              <w:t>4</w:t>
+            </w:r>
+          </w:p>
+        </w:tc>
+        <w:tc>
+          <w:tcPr>
+            <w:tcW w:type="dxa" w:w="2464"/>
+          </w:tcPr>
+          <w:p>
+            <w:pPr>
+              <w:keepNext/>
+              <w:spacing w:before="60" w:after="60" w:line="264" w:lineRule="auto"/>
+            </w:pPr>
+            <w:r>
+              <w:rPr>
+                <w:rFonts w:ascii="Times New Roman" w:hAnsi="Times New Roman" w:eastAsia="微软雅黑"/>
+                <w:b w:val="0"/>
+                <w:color w:val="000000"/>
+                <w:sz w:val="19"/>
+              </w:rPr>
+              <w:t>0</w:t>
+            </w:r>
+          </w:p>
+        </w:tc>
+        <w:tc>
+          <w:tcPr>
+            <w:tcW w:type="dxa" w:w="2464"/>
+          </w:tcPr>
+          <w:p>
+            <w:pPr>
+              <w:keepNext w:val="0"/>
+              <w:spacing w:before="60" w:after="60" w:line="264" w:lineRule="auto"/>
+            </w:pPr>
+            <w:r>
+              <w:rPr>
+                <w:rFonts w:ascii="Times New Roman" w:hAnsi="Times New Roman" w:eastAsia="微软雅黑"/>
+                <w:b w:val="0"/>
+                <w:color w:val="000000"/>
+                <w:sz w:val="19"/>
+              </w:rPr>
+              <w:t>检查HTTP状态、业务成功码和响应关键字段</w:t>
+            </w:r>
+          </w:p>
+        </w:tc>
+      </w:tr>
+    </w:tbl>
+    <w:p/>
+    <w:p>
+      <w:r>
+        <w:rPr>
+          <w:rFonts w:ascii="Times New Roman" w:hAnsi="Times New Roman" w:eastAsia="微软雅黑"/>
+          <w:b w:val="0"/>
+          <w:color w:val="000000"/>
+          <w:sz w:val="22"/>
+        </w:rPr>
+        <w:t>原始导出只提供请求回放，补充断言的版本进一步检查健康状态为UP、业务码为200、接口索引数据存在，以及契约包含resources和operations。辅助页面也校验页面用途文本。两份JMX分别保存，原始导出文件保持原样。以上4个录制请求用于工具流程验证，未计入前述652个负载请求。</w:t>
       </w:r>
     </w:p>
     <w:p>
@@ -1481,11 +1842,11 @@
           <w:color w:val="000000"/>
           <w:sz w:val="22"/>
         </w:rPr>
-        <w:t>本次建立了可重复的查询负载，并通过业务断言区分请求成功与业务成功。结果适用于本机已有数据下的短时只读场景，尚不足以评价长期稳定性、写入吞吐或生产容量。后续应补齐Badboy操作，再根据明确的性能需求扩展用户量、持续时间和业务组合。</w:t>
+        <w:t>本次建立了可重复的查询负载，并通过业务断言区分请求成功与业务成功。结果适用于本机已有数据下的短时只读场景，尚不足以评价长期稳定性、写入吞吐或生产容量。Badboy录制、导出和回放已完成，后续可根据明确的性能需求扩展用户量、持续时间和业务组合。</w:t>
       </w:r>
     </w:p>
     <w:sectPr>
-      <w:footerReference w:type="default" r:id="rId9"/>
+      <w:footerReference w:type="default" r:id="rId10"/>
       <w:pgSz w:w="12240" w:h="15840"/>
       <w:pgMar w:top="1134" w:right="1191" w:bottom="1134" w:left="1191" w:header="720" w:footer="720" w:gutter="0"/>
       <w:cols w:space="720"/>

--- a/6/实验6成果/实验6实验报告.docx
+++ b/6/实验6成果/实验6实验报告.docx
@@ -98,7 +98,7 @@
           <w:color w:val="000000"/>
           <w:sz w:val="22"/>
         </w:rPr>
-        <w:t>每个线程先登录，随后循环访问工单列表、生产任务列表和生产概览，最后退出。三个查询都检查HTTP 200、业务码200和返回数据类型。每次业务查询前等待300毫秒，以避免无间隔请求；连接超时5秒、响应超时10秒。业务负载JMX由手工编写并实际运行；Badboy另行录制辅助页面与三个公共只读接口，用于验证录制、导出和回放流程。</w:t>
+        <w:t>每个线程先登录，随后循环访问工单列表、生产任务列表和生产概览，最后退出。三个查询都检查HTTP 200、业务码200和返回数据类型。每次业务查询前等待300毫秒，以避免无间隔请求；连接超时5秒、响应超时10秒。业务负载脚本用于三个查询接口的性能验证；Badboy录制辅助页面与三个公共只读接口，用于检查录制、导出和回放流程。</w:t>
       </w:r>
     </w:p>
     <w:tbl>
@@ -1392,7 +1392,7 @@
           <w:color w:val="000000"/>
           <w:sz w:val="22"/>
         </w:rPr>
-        <w:t>Badboy 2.2.5安装于D:\Badboy。最初通过COM创建的实例在HTTP导航时出现mfc90u.dll异常，而普通GUI启动的实例能正常访问同一页面。经过对照，最终采用正常GUI进行录制，通过原生菜单保存脚本和导出JMX；COM自动化方式仍存在异常，后续复现按GUI操作进行。</w:t>
+        <w:t>使用Badboy 2.2.5录制请求，在程序界面保存原生脚本并导出JMX文件，再分别进行Badboy和JMeter回放。</w:t>
       </w:r>
     </w:p>
     <w:p>
